--- a/SE(SQL)-Assements-2/Section-B/Task-2.docx
+++ b/SE(SQL)-Assements-2/Section-B/Task-2.docx
@@ -86,249 +86,459 @@
       </w:r>
     </w:p>
     <w:p>
+      <w:pPr>
+        <w:ind w:left="720"/>
+      </w:pPr>
       <w:r>
         <w:t>CREATE TABLE orders (</w:t>
       </w:r>
     </w:p>
     <w:p>
+      <w:pPr>
+        <w:ind w:left="720"/>
+      </w:pPr>
       <w:r>
         <w:t xml:space="preserve">    order_id INT PRIMARY KEY AUTO_INCREMENT,</w:t>
       </w:r>
     </w:p>
     <w:p>
+      <w:pPr>
+        <w:ind w:left="720"/>
+      </w:pPr>
       <w:r>
         <w:t xml:space="preserve">    restaurant_id INT,</w:t>
       </w:r>
     </w:p>
     <w:p>
-      <w:r>
-        <w:t xml:space="preserve">    customer_name </w:t>
-      </w:r>
-      <w:proofErr w:type="gramStart"/>
-      <w:r>
-        <w:t>VARCHAR(</w:t>
-      </w:r>
-      <w:proofErr w:type="gramEnd"/>
-      <w:r>
-        <w:t>100),</w:t>
-      </w:r>
-    </w:p>
-    <w:p>
-      <w:r>
-        <w:t xml:space="preserve">    total_amount </w:t>
-      </w:r>
-      <w:proofErr w:type="gramStart"/>
-      <w:r>
-        <w:t>DECIMAL(</w:t>
-      </w:r>
-      <w:proofErr w:type="gramEnd"/>
-      <w:r>
-        <w:t>10,2),</w:t>
-      </w:r>
-    </w:p>
-    <w:p>
+      <w:pPr>
+        <w:ind w:left="720"/>
+      </w:pPr>
+      <w:r>
+        <w:t xml:space="preserve">    customer_name VARCHAR(100),</w:t>
+      </w:r>
+    </w:p>
+    <w:p>
+      <w:pPr>
+        <w:ind w:left="720"/>
+      </w:pPr>
+      <w:r>
+        <w:t xml:space="preserve">    total_amount DECIMAL(10,2),</w:t>
+      </w:r>
+    </w:p>
+    <w:p>
+      <w:pPr>
+        <w:ind w:left="720"/>
+      </w:pPr>
       <w:r>
         <w:t xml:space="preserve">    order_date DATE</w:t>
       </w:r>
     </w:p>
     <w:p>
+      <w:pPr>
+        <w:ind w:left="720"/>
+      </w:pPr>
       <w:r>
         <w:t>);</w:t>
       </w:r>
     </w:p>
-    <w:p/>
-    <w:p>
+    <w:p>
+      <w:pPr>
+        <w:ind w:left="720"/>
+      </w:pPr>
+    </w:p>
+    <w:p>
+      <w:pPr>
+        <w:ind w:left="720"/>
+      </w:pPr>
       <w:r>
         <w:t>INSERT INTO orders</w:t>
       </w:r>
     </w:p>
     <w:p>
+      <w:pPr>
+        <w:ind w:left="720"/>
+      </w:pPr>
       <w:r>
         <w:t>(restaurant_id, customer_name, total_amount, order_date)</w:t>
       </w:r>
     </w:p>
     <w:p>
+      <w:pPr>
+        <w:ind w:left="720"/>
+      </w:pPr>
       <w:r>
         <w:t>VALUES</w:t>
       </w:r>
     </w:p>
     <w:p>
+      <w:pPr>
+        <w:ind w:left="720"/>
+      </w:pPr>
       <w:r>
         <w:t>(1, 'Abhishek', 1200.00, '2026-09-20'),</w:t>
       </w:r>
     </w:p>
     <w:p>
+      <w:pPr>
+        <w:ind w:left="720"/>
+      </w:pPr>
       <w:r>
         <w:t>(1, 'Rahul', 1800.00, '2026-09-21'),</w:t>
       </w:r>
     </w:p>
     <w:p>
+      <w:pPr>
+        <w:ind w:left="720"/>
+      </w:pPr>
       <w:r>
         <w:t>(1, 'Amit', 2500.00, '2026-09-22'),</w:t>
       </w:r>
     </w:p>
     <w:p>
+      <w:pPr>
+        <w:ind w:left="720"/>
+      </w:pPr>
       <w:r>
         <w:t>(2, 'Priya',1500.00, '2026-09-23'),</w:t>
       </w:r>
     </w:p>
     <w:p>
+      <w:pPr>
+        <w:ind w:left="720"/>
+      </w:pPr>
       <w:r>
         <w:t>(2, 'Neha', 2200.00, '2026-09-24'),</w:t>
       </w:r>
     </w:p>
     <w:p>
+      <w:pPr>
+        <w:ind w:left="720"/>
+      </w:pPr>
       <w:r>
         <w:t>(2, 'Rohit', 1800.00, '2026-09-25'),</w:t>
       </w:r>
     </w:p>
     <w:p>
+      <w:pPr>
+        <w:ind w:left="720"/>
+      </w:pPr>
       <w:r>
         <w:t>(3, 'Ankit', 900.00, '2026-09-24'),</w:t>
       </w:r>
     </w:p>
     <w:p>
+      <w:pPr>
+        <w:ind w:left="720"/>
+      </w:pPr>
       <w:r>
         <w:t>(3, 'Sneha', 1200.00, '2026-09-25'),</w:t>
       </w:r>
     </w:p>
     <w:p>
+      <w:pPr>
+        <w:ind w:left="720"/>
+      </w:pPr>
       <w:r>
         <w:lastRenderedPageBreak/>
         <w:t>(3, 'Vikas', 1500.00, '2026-09-26'),</w:t>
       </w:r>
     </w:p>
     <w:p>
+      <w:pPr>
+        <w:ind w:left="720"/>
+      </w:pPr>
       <w:r>
         <w:t>(4, 'Pooja', 2000.00, '2026-09-26'),</w:t>
       </w:r>
     </w:p>
     <w:p>
+      <w:pPr>
+        <w:ind w:left="720"/>
+      </w:pPr>
       <w:r>
         <w:t>(4, 'Karan', 1800.00, '2026-09-27'),</w:t>
       </w:r>
     </w:p>
     <w:p>
+      <w:pPr>
+        <w:ind w:left="720"/>
+      </w:pPr>
       <w:r>
         <w:t>(4, 'Simran', 2500.00, '2026-09-28');</w:t>
       </w:r>
     </w:p>
-    <w:p/>
-    <w:p>
+    <w:p>
+      <w:pPr>
+        <w:ind w:left="720"/>
+      </w:pPr>
+    </w:p>
+    <w:p>
+      <w:pPr>
+        <w:ind w:left="720"/>
+      </w:pPr>
       <w:r>
         <w:t>SELECT</w:t>
       </w:r>
     </w:p>
     <w:p>
+      <w:pPr>
+        <w:ind w:left="720"/>
+      </w:pPr>
       <w:r>
         <w:t xml:space="preserve">    restaurant_id,</w:t>
       </w:r>
     </w:p>
     <w:p>
-      <w:r>
-        <w:t xml:space="preserve">    </w:t>
-      </w:r>
-      <w:proofErr w:type="gramStart"/>
-      <w:r>
-        <w:t>SUM(</w:t>
-      </w:r>
-      <w:proofErr w:type="gramEnd"/>
-      <w:r>
-        <w:t>total_amount) AS total_revenue,</w:t>
-      </w:r>
-    </w:p>
-    <w:p>
-      <w:r>
-        <w:t xml:space="preserve">    </w:t>
-      </w:r>
-      <w:proofErr w:type="gramStart"/>
-      <w:r>
-        <w:t>AVG(</w:t>
-      </w:r>
-      <w:proofErr w:type="gramEnd"/>
-      <w:r>
-        <w:t>total_amount) AS average_order_value</w:t>
-      </w:r>
-    </w:p>
-    <w:p>
+      <w:pPr>
+        <w:ind w:left="720"/>
+      </w:pPr>
+      <w:r>
+        <w:t xml:space="preserve">    SUM(total_amount) AS total_revenue,</w:t>
+      </w:r>
+    </w:p>
+    <w:p>
+      <w:pPr>
+        <w:ind w:left="720"/>
+      </w:pPr>
+      <w:r>
+        <w:t xml:space="preserve">    AVG(total_amount) AS average_order_value</w:t>
+      </w:r>
+    </w:p>
+    <w:p>
+      <w:pPr>
+        <w:ind w:left="720"/>
+      </w:pPr>
       <w:r>
         <w:t>FROM orders</w:t>
       </w:r>
     </w:p>
     <w:p>
+      <w:pPr>
+        <w:ind w:left="720"/>
+      </w:pPr>
       <w:r>
         <w:t>GROUP BY restaurant_id;</w:t>
       </w:r>
     </w:p>
-    <w:p/>
-    <w:p>
+    <w:p>
+      <w:pPr>
+        <w:ind w:left="720"/>
+      </w:pPr>
+      <w:r>
+        <w:drawing>
+          <wp:inline distT="0" distB="0" distL="0" distR="0" wp14:anchorId="40F9F0D9" wp14:editId="4F997E43">
+            <wp:extent cx="3452159" cy="1272650"/>
+            <wp:effectExtent l="0" t="0" r="0" b="3810"/>
+            <wp:docPr id="807739509" name="Picture 1"/>
+            <wp:cNvGraphicFramePr>
+              <a:graphicFrameLocks xmlns:a="http://schemas.openxmlformats.org/drawingml/2006/main" noChangeAspect="1"/>
+            </wp:cNvGraphicFramePr>
+            <a:graphic xmlns:a="http://schemas.openxmlformats.org/drawingml/2006/main">
+              <a:graphicData uri="http://schemas.openxmlformats.org/drawingml/2006/picture">
+                <pic:pic xmlns:pic="http://schemas.openxmlformats.org/drawingml/2006/picture">
+                  <pic:nvPicPr>
+                    <pic:cNvPr id="807739509" name=""/>
+                    <pic:cNvPicPr/>
+                  </pic:nvPicPr>
+                  <pic:blipFill>
+                    <a:blip r:embed="rId5"/>
+                    <a:stretch>
+                      <a:fillRect/>
+                    </a:stretch>
+                  </pic:blipFill>
+                  <pic:spPr>
+                    <a:xfrm>
+                      <a:off x="0" y="0"/>
+                      <a:ext cx="3452159" cy="1272650"/>
+                    </a:xfrm>
+                    <a:prstGeom prst="rect">
+                      <a:avLst/>
+                    </a:prstGeom>
+                  </pic:spPr>
+                </pic:pic>
+              </a:graphicData>
+            </a:graphic>
+          </wp:inline>
+        </w:drawing>
+      </w:r>
+    </w:p>
+    <w:p>
+      <w:pPr>
+        <w:ind w:left="720"/>
+      </w:pPr>
+    </w:p>
+    <w:p>
+      <w:pPr>
+        <w:ind w:left="720"/>
+      </w:pPr>
       <w:r>
         <w:t>SELECT</w:t>
       </w:r>
     </w:p>
     <w:p>
+      <w:pPr>
+        <w:ind w:left="720"/>
+      </w:pPr>
       <w:r>
         <w:t xml:space="preserve">    restaurant_id,</w:t>
       </w:r>
     </w:p>
     <w:p>
-      <w:r>
-        <w:t xml:space="preserve">    </w:t>
-      </w:r>
-      <w:proofErr w:type="gramStart"/>
-      <w:r>
-        <w:t>SUM(</w:t>
-      </w:r>
-      <w:proofErr w:type="gramEnd"/>
-      <w:r>
-        <w:t>total_amount) AS total_revenue</w:t>
-      </w:r>
-    </w:p>
-    <w:p>
+      <w:pPr>
+        <w:ind w:left="720"/>
+      </w:pPr>
+      <w:r>
+        <w:t xml:space="preserve">    SUM(total_amount) AS total_revenue</w:t>
+      </w:r>
+    </w:p>
+    <w:p>
+      <w:pPr>
+        <w:ind w:left="720"/>
+      </w:pPr>
       <w:r>
         <w:t>FROM orders</w:t>
       </w:r>
     </w:p>
     <w:p>
+      <w:pPr>
+        <w:ind w:left="720"/>
+      </w:pPr>
       <w:r>
         <w:t>GROUP BY restaurant_id</w:t>
       </w:r>
     </w:p>
     <w:p>
-      <w:r>
-        <w:t xml:space="preserve">HAVING </w:t>
-      </w:r>
-      <w:proofErr w:type="gramStart"/>
-      <w:r>
-        <w:t>SUM(</w:t>
-      </w:r>
-      <w:proofErr w:type="gramEnd"/>
-      <w:r>
-        <w:t>total_amount) &gt; 5000;</w:t>
-      </w:r>
-    </w:p>
-    <w:p/>
-    <w:p>
-      <w:r>
+      <w:pPr>
+        <w:ind w:left="720"/>
+      </w:pPr>
+      <w:r>
+        <w:t>HAVING SUM(total_amount) &gt; 5000;</w:t>
+      </w:r>
+    </w:p>
+    <w:p>
+      <w:pPr>
+        <w:ind w:left="720"/>
+      </w:pPr>
+      <w:r>
+        <w:drawing>
+          <wp:inline distT="0" distB="0" distL="0" distR="0" wp14:anchorId="6091A278" wp14:editId="4E12B919">
+            <wp:extent cx="2110923" cy="1066892"/>
+            <wp:effectExtent l="0" t="0" r="3810" b="0"/>
+            <wp:docPr id="641916211" name="Picture 1"/>
+            <wp:cNvGraphicFramePr>
+              <a:graphicFrameLocks xmlns:a="http://schemas.openxmlformats.org/drawingml/2006/main" noChangeAspect="1"/>
+            </wp:cNvGraphicFramePr>
+            <a:graphic xmlns:a="http://schemas.openxmlformats.org/drawingml/2006/main">
+              <a:graphicData uri="http://schemas.openxmlformats.org/drawingml/2006/picture">
+                <pic:pic xmlns:pic="http://schemas.openxmlformats.org/drawingml/2006/picture">
+                  <pic:nvPicPr>
+                    <pic:cNvPr id="641916211" name=""/>
+                    <pic:cNvPicPr/>
+                  </pic:nvPicPr>
+                  <pic:blipFill>
+                    <a:blip r:embed="rId6"/>
+                    <a:stretch>
+                      <a:fillRect/>
+                    </a:stretch>
+                  </pic:blipFill>
+                  <pic:spPr>
+                    <a:xfrm>
+                      <a:off x="0" y="0"/>
+                      <a:ext cx="2110923" cy="1066892"/>
+                    </a:xfrm>
+                    <a:prstGeom prst="rect">
+                      <a:avLst/>
+                    </a:prstGeom>
+                  </pic:spPr>
+                </pic:pic>
+              </a:graphicData>
+            </a:graphic>
+          </wp:inline>
+        </w:drawing>
+      </w:r>
+    </w:p>
+    <w:p>
+      <w:pPr>
+        <w:ind w:left="720"/>
+      </w:pPr>
+    </w:p>
+    <w:p>
+      <w:pPr>
+        <w:ind w:left="720"/>
+      </w:pPr>
+    </w:p>
+    <w:p>
+      <w:pPr>
+        <w:ind w:left="720"/>
+      </w:pPr>
+      <w:r>
+        <w:lastRenderedPageBreak/>
         <w:t>SELECT *</w:t>
       </w:r>
     </w:p>
     <w:p>
+      <w:pPr>
+        <w:ind w:left="720"/>
+      </w:pPr>
       <w:r>
         <w:t>FROM orders</w:t>
       </w:r>
     </w:p>
     <w:p>
+      <w:pPr>
+        <w:ind w:left="720"/>
+      </w:pPr>
       <w:r>
         <w:t>ORDER BY order_date DESC</w:t>
       </w:r>
     </w:p>
     <w:p>
+      <w:pPr>
+        <w:ind w:left="720"/>
+      </w:pPr>
       <w:r>
         <w:t>LIMIT 5;</w:t>
       </w:r>
     </w:p>
-    <w:p/>
+    <w:p>
+      <w:r>
+        <w:drawing>
+          <wp:inline distT="0" distB="0" distL="0" distR="0" wp14:anchorId="36C907A2" wp14:editId="5936961C">
+            <wp:extent cx="4930567" cy="1539373"/>
+            <wp:effectExtent l="0" t="0" r="3810" b="3810"/>
+            <wp:docPr id="1058193300" name="Picture 1"/>
+            <wp:cNvGraphicFramePr>
+              <a:graphicFrameLocks xmlns:a="http://schemas.openxmlformats.org/drawingml/2006/main" noChangeAspect="1"/>
+            </wp:cNvGraphicFramePr>
+            <a:graphic xmlns:a="http://schemas.openxmlformats.org/drawingml/2006/main">
+              <a:graphicData uri="http://schemas.openxmlformats.org/drawingml/2006/picture">
+                <pic:pic xmlns:pic="http://schemas.openxmlformats.org/drawingml/2006/picture">
+                  <pic:nvPicPr>
+                    <pic:cNvPr id="1058193300" name=""/>
+                    <pic:cNvPicPr/>
+                  </pic:nvPicPr>
+                  <pic:blipFill>
+                    <a:blip r:embed="rId7"/>
+                    <a:stretch>
+                      <a:fillRect/>
+                    </a:stretch>
+                  </pic:blipFill>
+                  <pic:spPr>
+                    <a:xfrm>
+                      <a:off x="0" y="0"/>
+                      <a:ext cx="4930567" cy="1539373"/>
+                    </a:xfrm>
+                    <a:prstGeom prst="rect">
+                      <a:avLst/>
+                    </a:prstGeom>
+                  </pic:spPr>
+                </pic:pic>
+              </a:graphicData>
+            </a:graphic>
+          </wp:inline>
+        </w:drawing>
+      </w:r>
+    </w:p>
     <w:p/>
     <w:p/>
     <w:sectPr>
@@ -1065,6 +1275,7 @@
   <w:style w:type="character" w:default="1" w:styleId="DefaultParagraphFont">
     <w:name w:val="Default Paragraph Font"/>
     <w:uiPriority w:val="1"/>
+    <w:semiHidden/>
     <w:unhideWhenUsed/>
   </w:style>
   <w:style w:type="table" w:default="1" w:styleId="TableNormal">
